--- a/fra/docx/45.content.docx
+++ b/fra/docx/45.content.docx
@@ -28,22 +28,6 @@
       </w:r>
     </w:p>
     <w:p>
-      <w:pPr>
-        <w:pStyle w:val="Heading2"/>
-      </w:pPr>
-      <w:r>
-        <w:rPr>
-          <w:lang w:val="fr_FR" w:bidi="fr_FR"/>
-        </w:rPr>
-        <w:t>License Information</w:t>
-      </w:r>
-      <w:r>
-        <w:rPr>
-          <w:lang w:val="fr_FR" w:bidi="fr_FR"/>
-        </w:rPr>
-      </w:r>
-    </w:p>
-    <w:p>
       <w:pPr/>
       <w:r>
         <w:rPr>
@@ -55,86 +39,25 @@
           <w:b/>
           <w:lang w:val="fr_FR" w:bidi="fr_FR"/>
         </w:rPr>
-        <w:t>Notes d'étude (Biblica)</w:t>
-      </w:r>
-      <w:r>
-        <w:rPr>
-          <w:lang w:val="fr_FR" w:bidi="fr_FR"/>
-        </w:rPr>
-        <w:t xml:space="preserve"> (French) is based on</w:t>
-      </w:r>
-      <w:r>
-        <w:rPr>
-          <w:lang w:val="fr_FR" w:bidi="fr_FR"/>
-        </w:rPr>
-        <w:t xml:space="preserve">: </w:t>
-      </w:r>
-      <w:r>
-        <w:rPr>
-          <w:lang w:val="fr_FR" w:bidi="fr_FR"/>
-        </w:rPr>
         <w:t>Biblica Study Notes</w:t>
       </w:r>
       <w:r>
         <w:rPr>
           <w:lang w:val="fr_FR" w:bidi="fr_FR"/>
         </w:rPr>
-        <w:t xml:space="preserve">, </w:t>
-      </w:r>
-      <w:hyperlink r:id="rId13">
-        <w:r>
-          <w:rPr>
-            <w:lang w:val="fr_FR" w:bidi="fr_FR"/>
-          </w:rPr>
-          <w:rPr>
-            <w:color w:val="0000EE"/>
-            <w:u w:val="single"/>
-          </w:rPr>
-          <w:t>Biblica Inc.</w:t>
-        </w:r>
-      </w:hyperlink>
-      <w:r>
-        <w:rPr>
-          <w:lang w:val="fr_FR" w:bidi="fr_FR"/>
-        </w:rPr>
-        <w:t xml:space="preserve">, 2023, which is licensed under a </w:t>
-      </w:r>
-      <w:hyperlink r:id="rId14">
-        <w:r>
-          <w:rPr>
-            <w:lang w:val="fr_FR" w:bidi="fr_FR"/>
-          </w:rPr>
-          <w:rPr>
-            <w:color w:val="0000EE"/>
-            <w:u w:val="single"/>
-          </w:rPr>
-          <w:t>CC BY-SA 4.0 license</w:t>
-        </w:r>
-      </w:hyperlink>
-      <w:r>
-        <w:rPr>
-          <w:lang w:val="fr_FR" w:bidi="fr_FR"/>
-        </w:rPr>
-        <w:t>.</w:t>
-      </w:r>
-      <w:r>
-        <w:rPr>
-          <w:lang w:val="fr_FR" w:bidi="fr_FR"/>
-        </w:rPr>
-      </w:r>
-    </w:p>
-    <w:p>
-      <w:pPr/>
-      <w:r>
-        <w:rPr>
-          <w:lang w:val="fr_FR" w:bidi="fr_FR"/>
-        </w:rPr>
-      </w:r>
-      <w:r>
-        <w:rPr>
-          <w:lang w:val="fr_FR" w:bidi="fr_FR"/>
-        </w:rPr>
-        <w:t>This PDF version is provided under the same license.</w:t>
+        <w:t xml:space="preserve"> © 2023 Biblica Inc. Released under CC BY-SA 4.0 license. </w:t>
+      </w:r>
+      <w:r>
+        <w:rPr>
+          <w:lang w:val="fr_FR" w:bidi="fr_FR"/>
+        </w:rPr>
+        <w:t>Biblica Study Notes</w:t>
+      </w:r>
+      <w:r>
+        <w:rPr>
+          <w:lang w:val="fr_FR" w:bidi="fr_FR"/>
+        </w:rPr>
+        <w:t xml:space="preserve"> has been adapted in the following languages: Tok Pisin, Arabic (عربي), French (Français), Hindi (हिंदी), Indonesian (Bahasa Indonesia), Portuguese (Português), Russian (Русский), Spanish (Español), Swahili (Kiswahili), and Simplified Chinese (简体中文)from Biblica Study Notes © 2023 Biblica Inc. Released under CC BY-SA 4.0 license by Mission Mutual</w:t>
       </w:r>
       <w:r>
         <w:rPr>

--- a/fra/docx/45.content.docx
+++ b/fra/docx/45.content.docx
@@ -116,26 +116,6 @@
           <w:lang w:val="fr_FR" w:bidi="fr_FR"/>
         </w:rPr>
         <w:t>ROM</w:t>
-      </w:r>
-      <w:r>
-        <w:rPr>
-          <w:lang w:val="fr_FR" w:bidi="fr_FR"/>
-        </w:rPr>
-      </w:r>
-    </w:p>
-    <w:p>
-      <w:pPr/>
-      <w:r>
-        <w:rPr>
-          <w:lang w:val="fr_FR" w:bidi="fr_FR"/>
-        </w:rPr>
-      </w:r>
-      <w:r>
-        <w:rPr>
-          <w:i/>
-          <w:lang w:val="fr_FR" w:bidi="fr_FR"/>
-        </w:rPr>
-        <w:t>Romains 1.1–17, Romains 1.18–32, Romains 2.1–16, Romains 2.17–29, Romains 3.1–20, Romains 3.21–31, Romains 4.1–25, Romains 5.1–11, Romains 5.12–21, Romains 6.1–23, Romains 7.1–25, Romains 8.1–17, Romains 8.18–25, Romains 8.26–39, Romains 9.1–18, Romains 9.19–33, Romains 10.1–21, Romains 11.1–24, Romains 11.25–36, Romains 12.1–21, Romains 13.1–7, Romains 13.8–14, Romains 14.1–23, Romains 15.1–16, Romains 15.17–33, Romains 16.1–15, Romains 16.16–27</w:t>
       </w:r>
       <w:r>
         <w:rPr>

--- a/fra/docx/45.content.docx
+++ b/fra/docx/45.content.docx
@@ -19,7 +19,7 @@
         <w:rPr>
           <w:lang w:val="fr_FR" w:bidi="fr_FR"/>
         </w:rPr>
-        <w:t>Resource: Notes d'étude (Biblica)</w:t>
+        <w:t>Resource: Biblica Study Notes</w:t>
       </w:r>
       <w:r>
         <w:rPr>
@@ -78,7 +78,7 @@
         <w:rPr>
           <w:lang w:val="fr_FR" w:bidi="fr_FR"/>
         </w:rPr>
-        <w:t>Notes d'étude (Biblica)</w:t>
+        <w:t>Biblica Study Notes</w:t>
       </w:r>
     </w:p>
     <w:p>
